--- a/example_articles/countries/Mexico/1.countries_Mexico_New_York_Times.docx
+++ b/example_articles/countries/Mexico/1.countries_Mexico_New_York_Times.docx
@@ -27,17 +27,17 @@
     </w:p>
     <w:p>
       <w:r>
-        <w:t>Source File: NYT/55.DOCX</w:t>
+        <w:t>Source file: NYT/55.DOCX</w:t>
       </w:r>
     </w:p>
     <w:p>
       <w:r>
-        <w:t>Raw locations result: ['Mexico (Monterrey, Mexico City)']</w:t>
+        <w:t>Raw locations result, 'locations': ['Mexico (Monterrey, Mexico City)']</w:t>
       </w:r>
     </w:p>
     <w:p>
       <w:r>
-        <w:t>countries_stand_flat (Standardized): Mexico</w:t>
+        <w:t>Standardized locations result, 'countries_stand_flat': Mexico</w:t>
       </w:r>
     </w:p>
     <w:p>

--- a/example_articles/countries/Mexico/1.countries_Mexico_New_York_Times.docx
+++ b/example_articles/countries/Mexico/1.countries_Mexico_New_York_Times.docx
@@ -7,7 +7,7 @@
         <w:pStyle w:val="Heading1"/>
       </w:pPr>
       <w:r>
-        <w:t>MINNEAPOLIS: NO MORE MR. NICE GUY</w:t>
+        <w:t>3 Bids for Mexico Phone Company</w:t>
       </w:r>
     </w:p>
     <w:p>
@@ -17,22 +17,22 @@
     </w:p>
     <w:p>
       <w:r>
-        <w:t>Date: 1990-04-01</w:t>
+        <w:t>Date: 1990-11-17</w:t>
       </w:r>
     </w:p>
     <w:p>
       <w:r>
-        <w:t>Section: Section 6; Part 2, Page 48, Column 1; Business World Magazine</w:t>
+        <w:t>Section: Section 1;; Section 1; Page 31; Column 3; Financial Desk; Column 3;</w:t>
       </w:r>
     </w:p>
     <w:p>
       <w:r>
-        <w:t>Source file: NYT/55.DOCX</w:t>
+        <w:t>Source file: NYT/44.DOCX</w:t>
       </w:r>
     </w:p>
     <w:p>
       <w:r>
-        <w:t>Raw locations result, 'locations': ['Mexico (Monterrey, Mexico City)']</w:t>
+        <w:t>Raw locations result, 'locations': ['Mexico']</w:t>
       </w:r>
     </w:p>
     <w:p>
@@ -49,95 +49,39 @@
     </w:p>
     <w:p>
       <w:r>
-        <w:t>THE HEADHUNTERS SAY that nobody ever wants to come to Minneapolis, and that once here, nobody ever wants to leave. It's inarguably cold, this distant outpost - a remote corner of flyover land in the heart of the heart of the country. But Minneapolitans do not merely endure this American Siberia, they thrive in it.</w:t>
+        <w:t>The Mexican Government said today that two multinational consortiums and one Mexican group had made formal bids to buy a controlling share in the national telephone company, Telefonos de Mexico. The bids set the stage for what promises to be one of the largest and most complex sales of a government-held enterprise attempted by any nation.</w:t>
         <w:br/>
-        <w:t>Minneapolis - the core of the Twin Cities metropolitan area that includes St. Paul and the suburbs - is an uncommonly clean place, studded with lakes and parks, inhabited by well-educated, hard-working people. Folks here tend to see themselves as not so much isolated as insulated, particularly from the vagaries of urban crime and economic entropy that obtain in so many other cities. In winter, the insulation takes a more concrete form, as residents traverse the central business district in shirtsleeves through a system of enclosed pedestrian skyways at the second-floor level. Summer finds them flocking to the lawns and beaches lining the lakes.</w:t>
+        <w:t>Two of the bidding groups are made up of Mexican companies paired with giant communications concerns from the United States and Europe. One matches the Mexican concern Accival Casa de Bolsa with GTE and Telefonica de Espana. The other partnership has the Mexican Grupo Carso teaming up with Southwestern Bell and France Cable and Radio.</w:t>
         <w:br/>
-        <w:t>Minneapolis is at once a cultured city and a going concern of unusual vigor. General Mills, Dayton Hudson and 3M are among the 17 Fortune 500 companies that call the Twin Cities home; so do the Walker Art Center, the Guthrie Theater and Minnesota Public Radio. Their context is a politically open and socially tolerant city not entirely grown out of its homespun, frontier sensibilities. Last January the New Jersey-based Campbell Soup Company came here to open its ceremonial 20 billionth can of condensed tomato soup, a product the Twin Cities' 2.2 million inhabitants consume at the rate of 20 million bowls a year.</w:t>
+        <w:t>The third bidder is an all-Mexican consortium, Grupo Gentor. It is led by a prominent Monterrey-based businessman, Javier Garza Sepulveda, and other investors associated with the Mexican conglomerates Vitro and Grupo Industrial Alfa, Government officials said. The amount of the bids was not disclosed.</w:t>
         <w:br/>
-        <w:t>Social welfare has always been considered a proper concern of the city's corporate citizens. John Sargent Pillsbury, one of the many New Englanders to find a home and establish an empire here, served three terms as Governor and was an early underwriter of the University of Minnesota. Even as corporate leadership passed quietly from the city's founding families and into the hands of a new class of professional managers, the philanthropic tradition continued. Some 80 local companies currently pledge 5 percent of their pretax earnings each year to charitable and artistic causes.</w:t>
+        <w:t>The bids for the company, known as Telmex, end more than a year of intensive preparation and screening for what will be the most important single element of the Government's ambitious program to transfer many state-owned enterprises to private hands.</w:t>
         <w:br/>
-        <w:t>The economy has found strength in diversity - agribusiness, retailing, technology and finance. As recently as the 1970's, it was generally believed that the Twin Cities were recession proof. The 1980's changed all that, just as they changed the mood and tenor of business here. Minnesota was rocked by a depression in agriculture and a slump in mining that sent rural unemployment soaring. The national downturn in computer sales threatened to kill off what had been a boom industry in the Twin Cities.</w:t>
+        <w:t>If the overall value of the company reaches $7 billion to $8 billion, as expected, the sale would rank among the five largest privatizations ever carried out. It is also the first deal this large tried in a third world country of limited domestic financial resources and one that has designed the sale to attract foreign capital to a vital but neglected utility.</w:t>
         <w:br/>
-        <w:t>Meanwhile, takeover artists, arbitrageurs and greenmailers, who spoke in tongues foreign to the local scene, were suddenly heard loud and clear. Minneapolis ''got discovered,'' says Steven G. Rothmeier, president of IAI Capital Group, a Minneapolis unit of London's Hill Samuel Bank. ''The people running companies in this town understand now that they can be targets.''</w:t>
+        <w:t>Through the sale, President Carlos Salinas de Gortari plans to gain not only a lot of foreign money for the Government treasury, but also the assurance that the new owners will overhaul a communications system that is now a big obstacle to modernization of the whole Mexican economy.</w:t>
         <w:br/>
-        <w:t>Rothmeier knows whereof he speaks. He was C.E.O. of NWA, parent of Northwest Airlines, when it was taken over last year for $3.65 billion by Los Angeles financier Alfred A. Checchi and a group of investors that included KLM Royal Dutch Airlines.</w:t>
+        <w:t>Only about 20 percent of all Mexican homes have telephone service, one of the lowest rates in the world. There are more than 1.5 million unfilled requests for installation and about one-fifth of the existing lines are out of service at any one time, making innovations like facsimile and computer communications difficult or impossible to introduce.</w:t>
         <w:br/>
-        <w:t>NWA was not the only local company to find itself unhappily in play. In 1988 Grand Metropolitan P.L.C., the British food-and-beverage conglomerate, acquired the Pillsbury Company in a $5.7 billion hostile takeover that cost Minneapolis 550 jobs before the ink on the deal could dry. The aftershocks continue. Last January Pillsbury announced 1,300 more layoffs - 250 of them here. That same month the Securities and Exchange Commission charged an attorney in one of Minneapolis's oldest and most prestigious law firms with insider trading in Grand Met's takeover bid.</w:t>
+        <w:t xml:space="preserve"> </w:t>
         <w:br/>
-        <w:t>No company seemed immune from takeover fever, not even so venerable a local institution as Dayton Hudson, the retailing giant, which fought off a $6.6 billion raid in 1987. The defense was aided by an anti-takeover law passed by the state legislature after an emergency appeal from the company.</w:t>
+        <w:t xml:space="preserve"> No Bid by Nynex</w:t>
         <w:br/>
-        <w:t>One side effect of the merger mania of the 80's was to make celebrities of some of the city's chief executives. Among them were a pair of homegrown financiers, Carl R. Pohlad and his protege Irwin L. Jacobs. Pohlad, president of the Marquette Bank Minneapolis and chairman of MEI Diversified, was a longtime investor in Texas Air and a confidant of its chairman, Frank Lorenzo. Pohlad's holding company, Bank Shares Inc., controls more than 40 banks, and his personal net worth has been estimated at $700 million. But the 73-year-old financier was not well known locally until his 1984 acquistion of the Minnesota Twins baseball team. Jacobs, C.E.O. of the private holding company Minstar, had already earned a national reputation as a greenmailer for the millions he made by threatening takeovers of RCA, Walt Disney Productions and several other large corporations that paid to desist.</w:t>
+        <w:t xml:space="preserve"> Government officials have said that about 12,000 complaints about telephone service are received daily.</w:t>
         <w:br/>
-        <w:t>Minneapolis, which often grants its local heroes a measure of respect not accorded them elsewhere, had elevated Pohlad and Jacobs to the cherished status given native sons Prince and Garrison Keillor. Indeed, by the end of the decade, it was fashionable in some business circles to see the takeover frenzy of the 1980's as having had a salutary effect on Minneapolis. Takeovers ''bring a heightened awareness of management's need to be responsive to shareholders, a greater concern to ensure that a company is working,'' says Rothmeier, who ran Northwest Airlines for fouryears but bailed out with a golden parachute worth more than $2 million, two months after the company was awarded to the highest bidder.</w:t>
+        <w:t>In a surprise last-minute development, a consortium led by Nynex, the New York-based American communications company, did not submit a bid. Nynex, citing the potential for the rapid growth of Mexico's communication markets, said in late September that it would try to buy Telmex in association with a Mexican financial group and the parent company of Bell Canada. But on Thursday Nynex issued a statement saying the consortium had "decided not to proceed with a bid at this time."</w:t>
         <w:br/>
-        <w:t>Yet there were those who feared that the deals and dealmakers would destroy what had made Minneapolis's business culture so special. And they worried that the advent of outside business owners would bode ill for the city's future.</w:t>
+        <w:t>A Nynex spokeswoman, Joan C. Huthwaite, said today that the consortium members had not felt "entirely comfortable" with the purchase after reviewing it in detail.</w:t>
         <w:br/>
-        <w:t>Curtis L. Carlson, the 75-year-old founder and sole owner of Carlson Companies, a $6 billion Minneapolis conglomerate that includes the Radisson Hotels International chain, is one of the fretters. ''Home offices make this city,'' he says. ''You have to wonder how much a replacement manager cares for Minneapolis.''</w:t>
+        <w:t>Under a plan intended to encourage new investment and strong management while preserving Mexican control of the company, the winning bidder in the Telmex sale will receive a 20.4 percent stake, representing a majority of full voting stock under a new capital structure made up for the sale. The rest of the Government's current 56 percent share of Telmex, with limited voting rights, is expected to be sold next year. The remainder of the company is already owned by a mix of private investors, and t he Government will retain strong regulatory control over the company, officials said.</w:t>
         <w:br/>
-        <w:t>Carlson cares. In 1986 he kicked off a fund-raising effort for his alma mater, the University of Minnesota, with a pledge of $25 million. The university returned the favor by renaming its business school in his honor. Beating the bushes for three years, Carlson helped raise an additional $342 million for the university. In the process, he learned a lesson he thinks may one day prove costly to Minneapolis: ''Whenever I called a branch office to ask them for money, they thought $500 was a lot.''</w:t>
+        <w:t>At least 51 percent of the winning consortium must be Mexican-owned, and Government officials said that the foreign and domestic components of the bids would be considered separately to insure the best purchase price. This feature, they said, could lead to a reshuffling of groups before the announcement of the final buyer on Dec. 20.</w:t>
         <w:br/>
-        <w:t>MINNEAPOLITANS have long regarded their home as belonging to an elite group of mid-sized American cities - Seattle, Portland and Santa Fe are others - for which the phrase ''quality of life'' has a special meaning. A $2 billion building boom in the central business district during the 1980's transformed a city skyline once dominated by the solitary spire of the 52-story I.D.S. Center into an extravagant reach of slick highrises. But beyond the downtown proper, Minneapolis is still remarkably residential, a grid of streets possessing a quiet, Middle Western ambiance.</w:t>
+        <w:t>"Arranging a marriage like this is very complex, and we want to be as flexible as possible," said Jacques Rogozinski, chief of the Government's Office for Privatization. "As far as we are concerned, somebody can meet their bride at the door of the church or bring her to church with them."</w:t>
         <w:br/>
-        <w:t>The local economy has diversified dramatically over the past century, since the days when industry centered around the lumber and flour mills powered by St. Anthony's Falls. Among those innovations the world owes to companies based here are Scotch Tape and Post-it Notes (3M); the supercomputer (Control Data, Cray Research); the supermarket trading stamp (Gold Bond); the pocket-size heart pacemaker (Medtronic); the first $3 million baseball player (Kirby Puckett of the Twins), and Wheaties (General Mills).</w:t>
+        <w:t>Before Telmex was opened to bids, Government officials reduced the company's debt, streamlined telephone taxes, eliminated cross subsidies between local and long-distance calls and consolidated labor contracts. These moves have increased the company's attractiveness to potential buyers, but the frustrations faced by Mexican telephone customers have remained intractable.</w:t>
         <w:br/>
-        <w:t>For all its vigor, though, the local economy has faded of late. Dain Bosworth's 80-stock regional index tracked ahead of national averages throughout the 1970's. But local stock prices slipped in the mid-80's, and Dain research director Peter Glanville says the index now actually trails the rest of the country. Troubles in specific industries - most notably computers and banking - also came home to roost.</w:t>
-        <w:br/>
-        <w:t>The Control Data Corporation entered the decade as a maker of high-performance mainframes, with revenues exceeding $5 billion a year; it finished the 80's with five straight years of losses, which totaled $1.43 billion. First Bank System, once the dominant bank-holding company in the Twin Cities, lost hundreds of millions of dollars in 1988 and 1989, much of it as the result of bad loans and investments.</w:t>
-        <w:br/>
-        <w:t>DAYTON HUDSON KNEW something was up in early June 1987 when its stock climbed $5 in the course of a week, moving into the mid-50's. As takeover rumors swirled, the company's investment bankers - Goldman, Sachs &amp; Co. - learned that the Dart Group, a Washington-based holding company, was looking to acquire the nation's fifth-largest retailer, probably to break it up. Dayton Hudson chairman Kenneth A. Macke vowed to fight.</w:t>
-        <w:br/>
-        <w:t>But the Haft family, owners of the Dart Group, were coming after Dayton Hudson in earnest, and they caught the Minneapolis company at a vulnerable moment. Though annual revenues had been growing steadily, to more than $9 billion, earnings had been nearly flat for two years. Macke had already begun restructuring Dayton Hudson with the 1986 sale of the B. Dalton bookstore chain. But other divisions had poor records. Some analysts were estimating Dayton Hudson's breakup value at more than $100 a share.</w:t>
-        <w:br/>
-        <w:t>The local citizenry cared little about the financial ins and outs; a Twin Cities institution was under attack by outsiders. Dayton Hudson was the very embodiment of the local philanthropic tradition and a company that employed 34,000 Minnesotans. The downtown store had been a Minneapolis fixture since its founding early in the century by George Draper Dayton.</w:t>
-        <w:br/>
-        <w:t>Unlike so many of the nation's major corporations, Dayton Hudson is incorporated in Minnesota, not Delaware. Macke petitioned Minnesota Governor Rudolph G. Perpich, who promptly convened a special legislative session. On June 25, in a single day of work, an anti-takeover bill was written and passed into law. The new bill stipulated that an investor who acquired a Minnesota company in a hostile takeover would be barred from liquidating any of its assets for at least five years.</w:t>
-        <w:br/>
-        <w:t>Irwin Jacobs could read the clear implications for someone like himself. ''I couldn't believe Ken Macke ran over to the Legislature with his lawyers and his lobbyists,'' says Jacobs, still fuming almost three years later. ''The Legislature didn't have any right to get involved in something like this. Is this a socialist world we're living in?''</w:t>
-        <w:br/>
-        <w:t>The Hafts eventually made a new, $65-a-share proposal, but it disappeared into the detritus of the October 1987 stock market crash. Reprieved, Macke set to work on the company's underlying problems, and the following year, net earnings rose 26 percent, to $287 million. To discourage further attacks, he implemented a $63-per-share stock buyback totaling $438 million and put in place an employee stock ownership plan.</w:t>
-        <w:br/>
-        <w:t>AS THE DAYTON HUDSON episode demonstrated, Minneapolis was no longer safe from the raiders. It could happen here. And it did - first in late 1988, with Grand Metropolitan's hostile $5.7 billion acquisition of Pillsbury, and again in the spring of 1989, with Alfred Checchi's purchase of Northwest Airlines.</w:t>
-        <w:br/>
-        <w:t>Pillsbury was unable to rally the community, or even its own troops, to mount an effective defense. Employee morale was low at the company: in 1987, Pillsbury had sustained its first profit decline in 16 years, earning only $182 million on sales of more than $6 billion. Within Burger King, the company's largest division, franchisees were restive over what they considered ineffective advertising and inadequate capital support by Pillsbury.</w:t>
-        <w:br/>
-        <w:t>Philip L. Smith, the company's fourth chief executive in four years, had been on the job only a few months when Grand Met made its move. The $60-per-share bid was nearly double the trading price, and even Pillsbury's own employees lined up to sell: roughly half of the four million shares in the company's employee stock benefit programs were soon in the hands of Grand Met.</w:t>
-        <w:br/>
-        <w:t>The British food giant also took pains to woo the Governor and the local non-profit organizations. ''Grand Met came in advised to treat this community with kid gloves, and they did,'' says Charles I. Mundale, executive director of the Minnesota Project on Corporate Responsibility, a watchdog organization funded by 42 of the Twin Cities' largest companies.</w:t>
-        <w:br/>
-        <w:t>Pillsbury, which is incorporated in Delaware, could not invoke Minnesota's anti-takeover law. More than a dozen prospective white knights were approached, to no avail. When Grand Met improved its offer to $66 a share, Pillsbury accepted.</w:t>
-        <w:br/>
-        <w:t>''Everybody on the Street had a book on Pillsbury,'' recalls Ian A. Martin, the 54-year-old Scotsman whom Grand Met sent to Minneapolis to become Pillsbury's C.E.O. ''We could see that the company was not firing on all cylinders.'' Martin promptly fired 550 Pillsbury employees and another 550 from the Burger King division, ''cutting a swath through the redundancies of the organization,'' he says. He closed a total of five plants and distribution centers. ''Job creation is not an end of business,'' says Martin.</w:t>
-        <w:br/>
-        <w:t>Under Grand Met, the company is maintaining its $8 million annual funding of the philanthropic Pillsbury Foundation. Perhaps more important for the local economy, Grand Met turned the 121-year-old Pillsbury around; profits increased 21 percent in the first nine months under the new owners.</w:t>
-        <w:br/>
-        <w:t>ASIDE FROM HIS MINNESOTA Twins, no part of Carl Pohlad's activities interests local people more than his affiliation with the 48-year-old corporate raider, Irwin Jacobs. The son of a burlap-bag dealer from Minneapolis's working-class north side, Jacobs was a small-time wholesaler in 1975 when he went looking for a $4.1 million loan to buy Minneapolis's ailing Grain Belt Breweries.</w:t>
-        <w:br/>
-        <w:t>After being turned away by other bankers, Jacobs called on Pohlad. ''Everybody else laughed at him,'' says Pohlad. ''He had a deal with me in 30 minutes. And you know why? Because Irwin understood the value of non-ledger assets like real estate and a brand name. The worst that could happen was that he'd sell the brand and liquidate the assets.'' Indeed, Jacobs sold Grain Belt nine months later, picking up a $4 million profit, along with the nickname that has dogged him ever since: Irwin the Liquidator.</w:t>
-        <w:br/>
-        <w:t>Jacobs has bought a string of boat manufacturers, including Lund, Larsen and Wellcraft. AMF, the White Plains, N.Y.-based maker of recreational equipment, declined to sell him its prestigious Hatteras yachts division in 1985, so Jacobs bought the entire company - the only major corporation he has actually acquired in all his takeover runs. He soon sold off all of AMF except Hatteras, recouping his full $565 million investment and, in essence, getting the yacht maker for free.</w:t>
-        <w:br/>
-        <w:t>Although Jacobs was on his own last summer when he tried and failed to take over Avon Products, during the 80's he and Pohlad often operated as a team. Pohlad, for example, was part of the small group of Minneapolis investors that Jacobs assembled to pursue Disney in 1984, until the Bass Brothers came to Disney's rescue by buying out the Minneapolitans for more than $150 million. Pohlad and Jacobs bought a 51 percent non-voting stake in the Minnesota Vikings football team, then promptly went to court in an attempt to obtain voting rights for their interest; the case is still pending. They doubled their $46 million investment in Shaklee Corp. last year, in a takeover bid that sent Shaklee into the arms of Japan's Yamanouchi Pharmaceuticals.</w:t>
-        <w:br/>
-        <w:t>The two men would seem an unlikely alliance. Pohlad is a pillar of the banking industry, handpicked two years ago by the Federal Deposit Insurance Corporation to take over two troubled Texas companies, National Bancshares Corporation and Texas American Bancshares. Jacobs, in contrast, is the man whom the Federal Reserve's Board of Governors fined $50,000 in 1980. The Fed charged that Jacobs had acted in bad faith when he acquired, then quickly sold off, a small bank-holding company called MidAmerica Corp.</w:t>
-        <w:br/>
-        <w:t>''I think I understand Irwin,'' says Pohlad. ''He used to be known as a liquidator; that was because he never found a business he could devote himself to. He likes the boat business because it's a sexy business.'' To which Pohlad adds, almost wistfully, ''Just like airlines are a sexy business.''</w:t>
-        <w:br/>
-        <w:t>It is in the airline business that Pohlad finds himself involved with another controversial partner: 49-year-old Frank Lorenzo, the chairman of Texas Air Corporation. Pohlad had been an investor in Texas International Airlines before Lorenzo acquired the small, innovative carrier for a song in 1972. The young financial operator from New York used his private investment firm, Jet Capital Corporation, as a vehicle for the acquisition and for expanding the airline, which he renamed Texas Air.</w:t>
-        <w:br/>
-        <w:t>Lorenzo's reputation as a pioneer in low-cost, low-fare airlines has been tarnished in recent years by his fierce anti-labor tactics. And the stock in his highly leveraged Texas Air, which traded as high as $49 a share in 1986, tumbled as low as $5 during the past year.</w:t>
-        <w:br/>
-        <w:t>Of late, Pohlad has tried to resolve some of the damage Lorenzo's bellicose impulses have wrought. He found a potential buyer for Eastern Air Lines, the 1986 acquisition that is proving to be an albatross for Lorenzo. But the deal collapsed. Last month, a Federal bankruptcy examiner found that Texas Air had drained off millions of dollars in Eastern assets to its Continental Airlines units.</w:t>
-        <w:br/>
-        <w:t>Unlike some other Minneapolis businessmen of his generation, who rue the rise of contentious upstarts like Frank Lorenzo and Irwin Jacobs, Carl Pohlad says: ''I've got a great deal of respect for those guys. As far as their reputations go, you have to understand that everybody in the country got into the act when it came to takeovers. I don't think you can paint labels on guys like Irwin Jacobs and Frank Lorenzo. They were part of something a lot bigger.''</w:t>
-        <w:br/>
-        <w:t>SOMETHING BIGGER - the cumulative effect of raids, L.B.O.'s and Eighties Excess - made its mark in Minneapolis. And even though the first months of the 90's have seen the national takeover fever abate, few people here believe the Twin Cities can ever revert to the old way of doing business. But they disagree about where the new way is taking them.</w:t>
-        <w:br/>
-        <w:t>''The Twin Cities business community is not unique in seeing an adverse change,'' says Control Data's 78-year-old founder, William C. Norris. ''There's no such thing as job security anymore. You can't be a moral, ethical corporation and yet see a large number of people in society denied the opportunity to work.''</w:t>
-        <w:br/>
-        <w:t>''I don't care what the old guard thinks,'' says Irwin Jacobs, ''because the old guard has done nothing here in the past decade. They're coasting. But I don't think that that means the community is going to suffer. There will be another group of leaders who will come in and make things happen.''</w:t>
-        <w:br/>
-        <w:t>Dayton Hudson's Kenneth Macke, one who fought and survived, has adopted the philosopical middle ground. ''We'll all learn to live with the dealmakers,'' he says. ''But it will take some adjustment.''</w:t>
+        <w:t>On Aug. 3, Government officials staged an elaborate inauguration of new public phones in San Bernabe, a working-class neighborhood of Monterrey. But when President Salinas picked up the phone in front of officials and journalists to place a ceremonial first call to his hometown, the symbolism was all too familiar. Try as he might, the President could not get through.</w:t>
         <w:br/>
         <w:br/>
         <w:t>Graphic</w:t>
@@ -145,7 +89,7 @@
         <w:br/>
         <w:t xml:space="preserve"> </w:t>
         <w:br/>
-        <w:t>Photos: Irwin Jacobs, the Minneapolis-based financier, has earned a national reputation as a takeover artist (pg. 48); Minneapolis skyline (pg. 48 &amp; 49); Kenneth Macke, chairman of the 87-year-old Dayton Hudson Corp., with two buyers at the flagship department store in downtown Minneapolis (pg. 49); Carl Pohlad, who controls 40 banks, also owns the Minnesota Twins (pg. 65) (Geoffrey Biddle)</w:t>
+        <w:t>Photo: No matter which group wins the right to privatize Telmex, Mexico's telephone company, it will face formidable problems in modernizing and expanding the antiquated system. Many wiring cabinets, likethis one in Mexico City's Colonia Anahuac district, are exposed to weather and vandalism damage that leads to as many as 12,000 complaints daily, while only 20 percent of Mexican homes have phones. (Sergio Dorantes for The New York Times)</w:t>
       </w:r>
     </w:p>
     <w:sectPr>

--- a/example_articles/countries/Mexico/1.countries_Mexico_New_York_Times.docx
+++ b/example_articles/countries/Mexico/1.countries_Mexico_New_York_Times.docx
@@ -7,7 +7,7 @@
         <w:pStyle w:val="Heading1"/>
       </w:pPr>
       <w:r>
-        <w:t>3 Bids for Mexico Phone Company</w:t>
+        <w:t>Penalize Companies That Export Jobs</w:t>
       </w:r>
     </w:p>
     <w:p>
@@ -17,22 +17,22 @@
     </w:p>
     <w:p>
       <w:r>
-        <w:t>Date: 1990-11-17</w:t>
+        <w:t>Date: 2016-04-11</w:t>
       </w:r>
     </w:p>
     <w:p>
       <w:r>
-        <w:t>Section: Section 1;; Section 1; Page 31; Column 3; Financial Desk; Column 3;</w:t>
+        <w:t>Section: Section A; Column 0; Editorial Desk; Pg. 19; OP-ED CONTRIBUTOR</w:t>
       </w:r>
     </w:p>
     <w:p>
       <w:r>
-        <w:t>Source file: NYT/44.DOCX</w:t>
+        <w:t>Source file: NYT/25.DOCX</w:t>
       </w:r>
     </w:p>
     <w:p>
       <w:r>
-        <w:t>Raw locations result, 'locations': ['Mexico']</w:t>
+        <w:t>Raw locations result, 'locations': ['Indiana', 'Mexico']</w:t>
       </w:r>
     </w:p>
     <w:p>
@@ -49,47 +49,46 @@
     </w:p>
     <w:p>
       <w:r>
-        <w:t>The Mexican Government said today that two multinational consortiums and one Mexican group had made formal bids to buy a controlling share in the national telephone company, Telefonos de Mexico. The bids set the stage for what promises to be one of the largest and most complex sales of a government-held enterprise attempted by any nation.</w:t>
+        <w:t>THE heating and air-conditioning equipment maker Carrier Corporation recently announced plans to transfer its Indianapolis plant's manufacturing operations and about 1,400 jobs to Monterrey, Mexico. ''It became clear that the best way to stay competitive and protect the business for long term'' was to move production, an executive told employees, who were volubly and understandably upset by the looming loss of good, family-sustaining jobs.</w:t>
         <w:br/>
-        <w:t>Two of the bidding groups are made up of Mexican companies paired with giant communications concerns from the United States and Europe. One matches the Mexican concern Accival Casa de Bolsa with GTE and Telefonica de Espana. The other partnership has the Mexican Grupo Carso teaming up with Southwestern Bell and France Cable and Radio.</w:t>
+        <w:t xml:space="preserve">As a former employee and current stockholder of Carrier's parent company, United Technologies, I was deeply dismayed to watch this announcement on a  video made by a plant employee. </w:t>
         <w:br/>
-        <w:t>The third bidder is an all-Mexican consortium, Grupo Gentor. It is led by a prominent Monterrey-based businessman, Javier Garza Sepulveda, and other investors associated with the Mexican conglomerates Vitro and Grupo Industrial Alfa, Government officials said. The amount of the bids was not disclosed.</w:t>
+        <w:t xml:space="preserve">  Before that video, I had long regarded United Technologies as a company that cared about its employees' welfare. During the 1960s, my mother was a stenotypist at its Hamilton Standard division, which sponsored scholarships that allowed my brother and me to attend M.I.T. and graduate with degrees that opened doors to high-tech employment. Summer jobs that accompanied those scholarships bolstered our practical understanding of science and engineering, and our appreciation of the company and its culture.</w:t>
         <w:br/>
-        <w:t>The bids for the company, known as Telmex, end more than a year of intensive preparation and screening for what will be the most important single element of the Government's ambitious program to transfer many state-owned enterprises to private hands.</w:t>
+        <w:t xml:space="preserve">  The corporation also fostered the continuing education of its employees -- for example, by helping pay their tuition as they pursued advanced degrees. It recognized the considerable company benefits that accrued from having a loyal, well-educated work force.</w:t>
         <w:br/>
-        <w:t>If the overall value of the company reaches $7 billion to $8 billion, as expected, the sale would rank among the five largest privatizations ever carried out. It is also the first deal this large tried in a third world country of limited domestic financial resources and one that has designed the sale to attract foreign capital to a vital but neglected utility.</w:t>
+        <w:t xml:space="preserve">  In return, members of my family -- beginning with my mother's parents -- became steadfast United stockholders. This stock is the bedrock of our portfolios, having paid dividends for decades and multiplied in value. It is helping us achieve a secure retirement.</w:t>
         <w:br/>
-        <w:t>Through the sale, President Carlos Salinas de Gortari plans to gain not only a lot of foreign money for the Government treasury, but also the assurance that the new owners will overhaul a communications system that is now a big obstacle to modernization of the whole Mexican economy.</w:t>
+        <w:t xml:space="preserve">  So I was surprised by Carrier's move to Mexico. Perhaps it reflects the recent ascendance of more financially minded executives over the previous leadership, or their concerns about a faltering bottom line and dropping stock prices attributable partly to a slackening demand from China for the company's products.</w:t>
         <w:br/>
-        <w:t>Only about 20 percent of all Mexican homes have telephone service, one of the lowest rates in the world. There are more than 1.5 million unfilled requests for installation and about one-fifth of the existing lines are out of service at any one time, making innovations like facsimile and computer communications difficult or impossible to introduce.</w:t>
+        <w:t xml:space="preserve">  More likely it's a response to economic imperatives stimulated, at least in part, by the North American Free Trade Agreement. The Carrier executive in the video told employees that many of the company's suppliers had already moved to the Monterrey area, so it made sense for the company to shift its Indianapolis manufacturing operations to be nearby. Left unspoken was that the labor is much cheaper there, too, by a factor of almost 10.</w:t>
         <w:br/>
-        <w:t xml:space="preserve"> </w:t>
+        <w:t xml:space="preserve">  One can't help hearing the ''giant sucking sound'' of evaporating American manufacturing jobs that the 1992 presidential candidate Ross Perot warned Nafta would produce. Other Rust Belt cities have witnessed a job exodus and subsequent economic corrosion, as the New Yorker writer George Packer depicted so vividly in his 2013 book ''The Unwinding.''</w:t>
         <w:br/>
-        <w:t xml:space="preserve"> No Bid by Nynex</w:t>
+        <w:t xml:space="preserve">  The transfers of domestic manufacturing jobs to Mexico and Asia have benefited Americans by bringing cheaper consumer goods to our shores and stores. But when the victims of these moves can find only lower-wage jobs at Target or Walmart, and residents of these blighted cities have much less money to spend, is that a fair distribution of the savings and costs?</w:t>
         <w:br/>
-        <w:t xml:space="preserve"> Government officials have said that about 12,000 complaints about telephone service are received daily.</w:t>
+        <w:t xml:space="preserve">  Recognizing this complex phenomenon, I can begin to understand the great upwelling of working-class support for Bernie Sanders and Donald J. Trump -- especially for the latter in regions of postindustrial America left behind by these jarring economic dislocations.</w:t>
         <w:br/>
-        <w:t>In a surprise last-minute development, a consortium led by Nynex, the New York-based American communications company, did not submit a bid. Nynex, citing the potential for the rapid growth of Mexico's communication markets, said in late September that it would try to buy Telmex in association with a Mexican financial group and the parent company of Bell Canada. But on Thursday Nynex issued a statement saying the consortium had "decided not to proceed with a bid at this time."</w:t>
+        <w:t xml:space="preserve">  And as a United Technologies shareholder, I have to admit to a gnawing sense of guilt in unwittingly helping to foster this job exodus. In pursuing returns, are shareholders putting pressure on executives to slash costs by exporting good-paying jobs to developing nations?</w:t>
         <w:br/>
-        <w:t>A Nynex spokeswoman, Joan C. Huthwaite, said today that the consortium members had not felt "entirely comfortable" with the purchase after reviewing it in detail.</w:t>
+        <w:t xml:space="preserve">  The core problem is that shareholder returns -- and executive rewards -- became the paramount goals of corporations beginning in the 1980s, as Hedrick Smith reported in his 2012 book, ''Who Stole the American Dream?'' Instead of rolling some of the profits back into building their industries and educating workers, executives began cutting costs and jobs to improve their bottom lines, often using the proceeds to raise dividends or buy back stock, which United Technologies began doing extensively last year.</w:t>
         <w:br/>
-        <w:t>Under a plan intended to encourage new investment and strong management while preserving Mexican control of the company, the winning bidder in the Telmex sale will receive a 20.4 percent stake, representing a majority of full voting stock under a new capital structure made up for the sale. The rest of the Government's current 56 percent share of Telmex, with limited voting rights, is expected to be sold next year. The remainder of the company is already owned by a mix of private investors, and t he Government will retain strong regulatory control over the company, officials said.</w:t>
+        <w:t xml:space="preserve">  And an easy way to boost profits is to transfer jobs to other countries.</w:t>
         <w:br/>
-        <w:t>At least 51 percent of the winning consortium must be Mexican-owned, and Government officials said that the foreign and domestic components of the bids would be considered separately to insure the best purchase price. This feature, they said, could lead to a reshuffling of groups before the announcement of the final buyer on Dec. 20.</w:t>
+        <w:t xml:space="preserve">  United Technologies was a laggard in this regard. Until recently it seemed to care about the communities in which it played an important role. ''We are committed to improving the quality of life everywhere we do business,'' the company boasted in its 2015 annual report. It has kept high-paying aerospace-manufacturing jobs in Connecticut, for example, bolstering the local economy. Thus Carrier's move to Mexico may portend a worrisome shift in overall corporate policy.</w:t>
         <w:br/>
-        <w:t>"Arranging a marriage like this is very complex, and we want to be as flexible as possible," said Jacques Rogozinski, chief of the Government's Office for Privatization. "As far as we are concerned, somebody can meet their bride at the door of the church or bring her to church with them."</w:t>
+        <w:t xml:space="preserve">  What's the solution? To build a tariff wall against Mexico? That violates Nafta, and I doubt it would work, for it would bring unintended negative consequences and perhaps even start a trade war.</w:t>
         <w:br/>
-        <w:t>Before Telmex was opened to bids, Government officials reduced the company's debt, streamlined telephone taxes, eliminated cross subsidies between local and long-distance calls and consolidated labor contracts. These moves have increased the company's attractiveness to potential buyers, but the frustrations faced by Mexican telephone customers have remained intractable.</w:t>
+        <w:t xml:space="preserve">  Rather, we should begin to consider serious penalties for corporations that export well-paid jobs, particularly those that have been major beneficiaries of hundreds of billions of dollars in research and development spending by the federal government, which helped create many high-tech products and industries and the jobs that came with them. And United Technologies is a top federal contractor, earning over $5 billion annually.</w:t>
         <w:br/>
-        <w:t>On Aug. 3, Government officials staged an elaborate inauguration of new public phones in San Bernabe, a working-class neighborhood of Monterrey. But when President Salinas picked up the phone in front of officials and journalists to place a ceremonial first call to his hometown, the symbolism was all too familiar. Try as he might, the President could not get through.</w:t>
+        <w:t xml:space="preserve">  Taxpayers make these long-term investments in part to create these kinds of high-paying jobs, so we have a vested interest in keeping them here at home. To make an about-face and export these jobs abroad is irresponsible, to put it mildly.</w:t>
+        <w:br/>
+        <w:t xml:space="preserve">  We have to make such unpatriotic corporate behavior painful for the perpetrators.</w:t>
+        <w:br/>
+        <w:t xml:space="preserve">  Follow The New York Times Opinion section on Facebook and Twitter, and sign up for the Opinion Today newsletter.</w:t>
         <w:br/>
         <w:br/>
-        <w:t>Graphic</w:t>
-        <w:br/>
-        <w:br/>
-        <w:t xml:space="preserve"> </w:t>
-        <w:br/>
-        <w:t>Photo: No matter which group wins the right to privatize Telmex, Mexico's telephone company, it will face formidable problems in modernizing and expanding the antiquated system. Many wiring cabinets, likethis one in Mexico City's Colonia Anahuac district, are exposed to weather and vandalism damage that leads to as many as 12,000 complaints daily, while only 20 percent of Mexican homes have phones. (Sergio Dorantes for The New York Times)</w:t>
+        <w:t>http://www.nytimes.com/2016/04/11/opinion/penalize-companies-that-export-jobs.html</w:t>
       </w:r>
     </w:p>
     <w:sectPr>
